--- a/fra/docx/27.content.docx
+++ b/fra/docx/27.content.docx
@@ -4713,19 +4713,7 @@
         <w:rPr>
           <w:lang w:val="fr_FR" w:bidi="fr_FR"/>
         </w:rPr>
-        <w:t xml:space="preserve"> (voir </w:t>
-      </w:r>
-      <w:r>
-        <w:rPr>
-          <w:lang w:val="fr_FR" w:bidi="fr_FR"/>
-        </w:rPr>
-        <w:t>Introduction du Livre de Daniel</w:t>
-      </w:r>
-      <w:r>
-        <w:rPr>
-          <w:lang w:val="fr_FR" w:bidi="fr_FR"/>
-        </w:rPr>
-        <w:t>, "Auteur et Date").</w:t>
+        <w:t xml:space="preserve"> (voir Introduction du Livre de Daniel, "Auteur et Date").</w:t>
       </w:r>
       <w:r>
         <w:rPr>
